--- a/Практическая_работа_Разработка_методики_испытаний.docx
+++ b/Практическая_работа_Разработка_методики_испытаний.docx
@@ -311,17 +311,17 @@
         <w:tblLook w:val="04A0" w:firstRow="1" w:lastRow="0" w:firstColumn="1" w:lastColumn="0" w:noHBand="0" w:noVBand="1"/>
       </w:tblPr>
       <w:tblGrid>
-        <w:gridCol w:w="753"/>
-        <w:gridCol w:w="1444"/>
-        <w:gridCol w:w="1771"/>
-        <w:gridCol w:w="2425"/>
-        <w:gridCol w:w="1529"/>
-        <w:gridCol w:w="1423"/>
+        <w:gridCol w:w="502"/>
+        <w:gridCol w:w="1739"/>
+        <w:gridCol w:w="1680"/>
+        <w:gridCol w:w="2232"/>
+        <w:gridCol w:w="1596"/>
+        <w:gridCol w:w="1596"/>
       </w:tblGrid>
       <w:tr>
         <w:tc>
           <w:tcPr>
-            <w:tcW w:w="1557" w:type="dxa"/>
+            <w:tcW w:w="521" w:type="dxa"/>
           </w:tcPr>
           <w:p>
             <w:r>
@@ -331,7 +331,7 @@
         </w:tc>
         <w:tc>
           <w:tcPr>
-            <w:tcW w:w="1557" w:type="dxa"/>
+            <w:tcW w:w="1839" w:type="dxa"/>
           </w:tcPr>
           <w:p>
             <w:r>
@@ -341,7 +341,7 @@
         </w:tc>
         <w:tc>
           <w:tcPr>
-            <w:tcW w:w="1557" w:type="dxa"/>
+            <w:tcW w:w="1774" w:type="dxa"/>
           </w:tcPr>
           <w:p>
             <w:r>
@@ -351,7 +351,7 @@
         </w:tc>
         <w:tc>
           <w:tcPr>
-            <w:tcW w:w="1558" w:type="dxa"/>
+            <w:tcW w:w="2362" w:type="dxa"/>
           </w:tcPr>
           <w:p>
             <w:r>
@@ -361,7 +361,7 @@
         </w:tc>
         <w:tc>
           <w:tcPr>
-            <w:tcW w:w="1558" w:type="dxa"/>
+            <w:tcW w:w="1497" w:type="dxa"/>
           </w:tcPr>
           <w:p>
             <w:r>
@@ -371,7 +371,7 @@
         </w:tc>
         <w:tc>
           <w:tcPr>
-            <w:tcW w:w="1558" w:type="dxa"/>
+            <w:tcW w:w="1352" w:type="dxa"/>
           </w:tcPr>
           <w:p>
             <w:r>
@@ -383,7 +383,7 @@
       <w:tr>
         <w:tc>
           <w:tcPr>
-            <w:tcW w:w="1557" w:type="dxa"/>
+            <w:tcW w:w="521" w:type="dxa"/>
           </w:tcPr>
           <w:p>
             <w:r>
@@ -393,7 +393,7 @@
         </w:tc>
         <w:tc>
           <w:tcPr>
-            <w:tcW w:w="1557" w:type="dxa"/>
+            <w:tcW w:w="1839" w:type="dxa"/>
           </w:tcPr>
           <w:p>
             <w:r>
@@ -403,7 +403,7 @@
         </w:tc>
         <w:tc>
           <w:tcPr>
-            <w:tcW w:w="1557" w:type="dxa"/>
+            <w:tcW w:w="1774" w:type="dxa"/>
           </w:tcPr>
           <w:p>
             <w:r>
@@ -413,7 +413,7 @@
         </w:tc>
         <w:tc>
           <w:tcPr>
-            <w:tcW w:w="1558" w:type="dxa"/>
+            <w:tcW w:w="2362" w:type="dxa"/>
           </w:tcPr>
           <w:p>
             <w:r>
@@ -439,7 +439,7 @@
         </w:tc>
         <w:tc>
           <w:tcPr>
-            <w:tcW w:w="1558" w:type="dxa"/>
+            <w:tcW w:w="1497" w:type="dxa"/>
           </w:tcPr>
           <w:p>
             <w:r>
@@ -461,7 +461,7 @@
         </w:tc>
         <w:tc>
           <w:tcPr>
-            <w:tcW w:w="1558" w:type="dxa"/>
+            <w:tcW w:w="1352" w:type="dxa"/>
           </w:tcPr>
           <w:p>
             <w:r>
@@ -473,7 +473,7 @@
       <w:tr>
         <w:tc>
           <w:tcPr>
-            <w:tcW w:w="1557" w:type="dxa"/>
+            <w:tcW w:w="521" w:type="dxa"/>
           </w:tcPr>
           <w:p>
             <w:r>
@@ -483,7 +483,7 @@
         </w:tc>
         <w:tc>
           <w:tcPr>
-            <w:tcW w:w="1557" w:type="dxa"/>
+            <w:tcW w:w="1839" w:type="dxa"/>
           </w:tcPr>
           <w:p>
             <w:r>
@@ -493,7 +493,7 @@
         </w:tc>
         <w:tc>
           <w:tcPr>
-            <w:tcW w:w="1557" w:type="dxa"/>
+            <w:tcW w:w="1774" w:type="dxa"/>
           </w:tcPr>
           <w:p>
             <w:r>
@@ -503,7 +503,7 @@
         </w:tc>
         <w:tc>
           <w:tcPr>
-            <w:tcW w:w="1558" w:type="dxa"/>
+            <w:tcW w:w="2362" w:type="dxa"/>
           </w:tcPr>
           <w:p>
             <w:r>
@@ -532,7 +532,7 @@
         </w:tc>
         <w:tc>
           <w:tcPr>
-            <w:tcW w:w="1558" w:type="dxa"/>
+            <w:tcW w:w="1497" w:type="dxa"/>
           </w:tcPr>
           <w:p>
             <w:r>
@@ -551,7 +551,7 @@
         </w:tc>
         <w:tc>
           <w:tcPr>
-            <w:tcW w:w="1558" w:type="dxa"/>
+            <w:tcW w:w="1352" w:type="dxa"/>
           </w:tcPr>
           <w:p>
             <w:r>
@@ -563,7 +563,7 @@
       <w:tr>
         <w:tc>
           <w:tcPr>
-            <w:tcW w:w="1557" w:type="dxa"/>
+            <w:tcW w:w="521" w:type="dxa"/>
           </w:tcPr>
           <w:p>
             <w:r>
@@ -573,7 +573,659 @@
         </w:tc>
         <w:tc>
           <w:tcPr>
-            <w:tcW w:w="1557" w:type="dxa"/>
+            <w:tcW w:w="1839" w:type="dxa"/>
+          </w:tcPr>
+          <w:p>
+            <w:r>
+              <w:t xml:space="preserve">Построение маршрута (на </w:t>
+            </w:r>
+            <w:r>
+              <w:t xml:space="preserve">общественном </w:t>
+            </w:r>
+            <w:r>
+              <w:t>транспорте</w:t>
+            </w:r>
+            <w:r>
+              <w:t>)</w:t>
+            </w:r>
+          </w:p>
+        </w:tc>
+        <w:tc>
+          <w:tcPr>
+            <w:tcW w:w="1774" w:type="dxa"/>
+          </w:tcPr>
+          <w:p>
+            <w:r>
+              <w:t xml:space="preserve">Проверка корректности построения </w:t>
+            </w:r>
+            <w:r>
+              <w:t>мар</w:t>
+            </w:r>
+            <w:r>
+              <w:t xml:space="preserve">шрута на общественном </w:t>
+            </w:r>
+            <w:r>
+              <w:t>транспорте с</w:t>
+            </w:r>
+            <w:r>
+              <w:t xml:space="preserve"> предоставление нескольких вариантов </w:t>
+            </w:r>
+          </w:p>
+        </w:tc>
+        <w:tc>
+          <w:tcPr>
+            <w:tcW w:w="2362" w:type="dxa"/>
+          </w:tcPr>
+          <w:p>
+            <w:r>
+              <w:t xml:space="preserve">1. Открыть https://yandex.ru/maps; 2. Ввести </w:t>
+            </w:r>
+          </w:p>
+          <w:p>
+            <w:r>
+              <w:t>Зеленодольск, Октябрьская ул., 1</w:t>
+            </w:r>
+            <w:r>
+              <w:t>, проспект Ямашева, 46/33</w:t>
+            </w:r>
+          </w:p>
+          <w:p>
+            <w:r>
+              <w:t xml:space="preserve">3. Выбрать вариант на </w:t>
+            </w:r>
+            <w:r>
+              <w:t>общественном транспорте</w:t>
+            </w:r>
+          </w:p>
+          <w:p>
+            <w:r>
+              <w:t>4. Выбрать определенный вариант</w:t>
+            </w:r>
+          </w:p>
+        </w:tc>
+        <w:tc>
+          <w:tcPr>
+            <w:tcW w:w="1497" w:type="dxa"/>
+          </w:tcPr>
+          <w:p>
+            <w:r>
+              <w:t>Маршрут отображается на карте, указано</w:t>
+            </w:r>
+            <w:r>
+              <w:t xml:space="preserve"> минимальное</w:t>
+            </w:r>
+            <w:r>
+              <w:t xml:space="preserve"> время (~</w:t>
+            </w:r>
+            <w:r>
+              <w:t>2</w:t>
+            </w:r>
+            <w:r>
+              <w:t>) и расстояние (~</w:t>
+            </w:r>
+            <w:r>
+              <w:t>40</w:t>
+            </w:r>
+            <w:r>
+              <w:t xml:space="preserve"> км)</w:t>
+            </w:r>
+            <w:r>
+              <w:t xml:space="preserve"> с учетом пробок</w:t>
+            </w:r>
+          </w:p>
+        </w:tc>
+        <w:tc>
+          <w:tcPr>
+            <w:tcW w:w="1352" w:type="dxa"/>
+          </w:tcPr>
+          <w:p>
+            <w:r>
+              <w:t>Результат корректен</w:t>
+            </w:r>
+          </w:p>
+        </w:tc>
+      </w:tr>
+      <w:tr>
+        <w:tc>
+          <w:tcPr>
+            <w:tcW w:w="521" w:type="dxa"/>
+          </w:tcPr>
+          <w:p>
+            <w:r>
+              <w:t>4</w:t>
+            </w:r>
+          </w:p>
+        </w:tc>
+        <w:tc>
+          <w:tcPr>
+            <w:tcW w:w="1839" w:type="dxa"/>
+          </w:tcPr>
+          <w:p>
+            <w:r>
+              <w:t>Построение маршрута (</w:t>
+            </w:r>
+            <w:r>
+              <w:t>на велосипеде</w:t>
+            </w:r>
+            <w:r>
+              <w:t>)</w:t>
+            </w:r>
+          </w:p>
+        </w:tc>
+        <w:tc>
+          <w:tcPr>
+            <w:tcW w:w="1774" w:type="dxa"/>
+          </w:tcPr>
+          <w:p>
+            <w:r>
+              <w:t xml:space="preserve">Проверка корректности построения </w:t>
+            </w:r>
+            <w:r>
+              <w:t>велосипедного</w:t>
+            </w:r>
+            <w:r>
+              <w:t xml:space="preserve"> маршрута между двумя точками</w:t>
+            </w:r>
+          </w:p>
+        </w:tc>
+        <w:tc>
+          <w:tcPr>
+            <w:tcW w:w="2362" w:type="dxa"/>
+          </w:tcPr>
+          <w:p>
+            <w:r>
+              <w:t xml:space="preserve">1. Открыть https://yandex.ru/maps; 2. Ввести </w:t>
+            </w:r>
+          </w:p>
+          <w:p>
+            <w:r>
+              <w:t>Зеленодольск, Октябрьская ул., 1</w:t>
+            </w:r>
+            <w:r>
+              <w:t>, проспект Ямашева, 46/33</w:t>
+            </w:r>
+          </w:p>
+          <w:p>
+            <w:r>
+              <w:t xml:space="preserve">3. Выбрать вариант </w:t>
+            </w:r>
+            <w:r>
+              <w:t>на велосипеде</w:t>
+            </w:r>
+          </w:p>
+        </w:tc>
+        <w:tc>
+          <w:tcPr>
+            <w:tcW w:w="1497" w:type="dxa"/>
+          </w:tcPr>
+          <w:p>
+            <w:r>
+              <w:t>Маршрут отображается на карте, указано время (~</w:t>
+            </w:r>
+            <w:r>
+              <w:t>4</w:t>
+            </w:r>
+            <w:r>
+              <w:t>ч) и расстояние (~</w:t>
+            </w:r>
+            <w:r>
+              <w:t>40</w:t>
+            </w:r>
+            <w:r>
+              <w:t xml:space="preserve"> км)</w:t>
+            </w:r>
+          </w:p>
+        </w:tc>
+        <w:tc>
+          <w:tcPr>
+            <w:tcW w:w="1352" w:type="dxa"/>
+          </w:tcPr>
+          <w:p>
+            <w:r>
+              <w:t>Результат корректен</w:t>
+            </w:r>
+          </w:p>
+        </w:tc>
+      </w:tr>
+      <w:tr>
+        <w:tc>
+          <w:tcPr>
+            <w:tcW w:w="521" w:type="dxa"/>
+          </w:tcPr>
+          <w:p>
+            <w:r>
+              <w:t>5</w:t>
+            </w:r>
+          </w:p>
+        </w:tc>
+        <w:tc>
+          <w:tcPr>
+            <w:tcW w:w="1839" w:type="dxa"/>
+          </w:tcPr>
+          <w:p>
+            <w:r>
+              <w:t>Построение маршрута (</w:t>
+            </w:r>
+            <w:r>
+              <w:t>на электросамокате</w:t>
+            </w:r>
+            <w:r>
+              <w:t>)</w:t>
+            </w:r>
+          </w:p>
+        </w:tc>
+        <w:tc>
+          <w:tcPr>
+            <w:tcW w:w="1774" w:type="dxa"/>
+          </w:tcPr>
+          <w:p>
+            <w:r>
+              <w:t>Проверка корректности построения маршрута</w:t>
+            </w:r>
+            <w:r>
+              <w:t xml:space="preserve"> на электросамокате</w:t>
+            </w:r>
+            <w:r>
+              <w:t xml:space="preserve"> между двумя точками</w:t>
+            </w:r>
+          </w:p>
+        </w:tc>
+        <w:tc>
+          <w:tcPr>
+            <w:tcW w:w="2362" w:type="dxa"/>
+          </w:tcPr>
+          <w:p>
+            <w:r>
+              <w:t xml:space="preserve">1. Открыть https://yandex.ru/maps; 2. Ввести </w:t>
+            </w:r>
+          </w:p>
+          <w:p>
+            <w:r>
+              <w:t>Зеленодольск, Октябрьская ул., 1</w:t>
+            </w:r>
+            <w:r>
+              <w:t>, проспект Ямашева, 46/33</w:t>
+            </w:r>
+          </w:p>
+          <w:p>
+            <w:r>
+              <w:lastRenderedPageBreak/>
+              <w:t xml:space="preserve">3. Выбрать вариант </w:t>
+            </w:r>
+            <w:r>
+              <w:t>на электросамокате</w:t>
+            </w:r>
+          </w:p>
+        </w:tc>
+        <w:tc>
+          <w:tcPr>
+            <w:tcW w:w="1497" w:type="dxa"/>
+          </w:tcPr>
+          <w:p>
+            <w:r>
+              <w:lastRenderedPageBreak/>
+              <w:t>Маршрут отображается на карте, указано время (~</w:t>
+            </w:r>
+            <w:r>
+              <w:t>3</w:t>
+            </w:r>
+            <w:r>
+              <w:t>ч) и расстояние (~</w:t>
+            </w:r>
+            <w:r>
+              <w:t>40</w:t>
+            </w:r>
+            <w:r>
+              <w:t xml:space="preserve"> км)</w:t>
+            </w:r>
+          </w:p>
+        </w:tc>
+        <w:tc>
+          <w:tcPr>
+            <w:tcW w:w="1352" w:type="dxa"/>
+          </w:tcPr>
+          <w:p>
+            <w:r>
+              <w:t>Результат корректен</w:t>
+            </w:r>
+          </w:p>
+        </w:tc>
+      </w:tr>
+      <w:tr>
+        <w:tc>
+          <w:tcPr>
+            <w:tcW w:w="521" w:type="dxa"/>
+          </w:tcPr>
+          <w:p>
+            <w:r>
+              <w:t>6</w:t>
+            </w:r>
+          </w:p>
+        </w:tc>
+        <w:tc>
+          <w:tcPr>
+            <w:tcW w:w="1839" w:type="dxa"/>
+          </w:tcPr>
+          <w:p>
+            <w:r>
+              <w:t>Построение маршрута (</w:t>
+            </w:r>
+            <w:r>
+              <w:t xml:space="preserve">на </w:t>
+            </w:r>
+            <w:r>
+              <w:t>такси</w:t>
+            </w:r>
+            <w:r>
+              <w:t>)</w:t>
+            </w:r>
+          </w:p>
+        </w:tc>
+        <w:tc>
+          <w:tcPr>
+            <w:tcW w:w="1774" w:type="dxa"/>
+          </w:tcPr>
+          <w:p>
+            <w:r>
+              <w:t>Проверка корректности построения маршрута</w:t>
+            </w:r>
+            <w:r>
+              <w:t xml:space="preserve"> на </w:t>
+            </w:r>
+            <w:r>
+              <w:t>такси</w:t>
+            </w:r>
+            <w:r>
+              <w:t xml:space="preserve"> между двумя точками</w:t>
+            </w:r>
+            <w:r>
+              <w:t xml:space="preserve"> с указанием цены</w:t>
+            </w:r>
+          </w:p>
+        </w:tc>
+        <w:tc>
+          <w:tcPr>
+            <w:tcW w:w="2362" w:type="dxa"/>
+          </w:tcPr>
+          <w:p>
+            <w:r>
+              <w:t xml:space="preserve">1. Открыть https://yandex.ru/maps; 2. Ввести </w:t>
+            </w:r>
+          </w:p>
+          <w:p>
+            <w:r>
+              <w:t>Зеленодольск, Октябрьская ул., 1</w:t>
+            </w:r>
+            <w:r>
+              <w:t>, проспект Ямашева, 46/33</w:t>
+            </w:r>
+          </w:p>
+          <w:p>
+            <w:r>
+              <w:t xml:space="preserve">3. Выбрать вариант на </w:t>
+            </w:r>
+            <w:r>
+              <w:t>такси</w:t>
+            </w:r>
+          </w:p>
+        </w:tc>
+        <w:tc>
+          <w:tcPr>
+            <w:tcW w:w="1497" w:type="dxa"/>
+          </w:tcPr>
+          <w:p>
+            <w:r>
+              <w:t>Маршрут отображается на карте, указано время (~</w:t>
+            </w:r>
+            <w:r>
+              <w:t>40мин</w:t>
+            </w:r>
+            <w:r>
+              <w:t>) и расстояние (~</w:t>
+            </w:r>
+            <w:r>
+              <w:t>40</w:t>
+            </w:r>
+            <w:r>
+              <w:t xml:space="preserve"> км)</w:t>
+            </w:r>
+          </w:p>
+        </w:tc>
+        <w:tc>
+          <w:tcPr>
+            <w:tcW w:w="1352" w:type="dxa"/>
+          </w:tcPr>
+          <w:p>
+            <w:r>
+              <w:t>Результат корректен, цена указана</w:t>
+            </w:r>
+          </w:p>
+        </w:tc>
+      </w:tr>
+      <w:tr>
+        <w:tc>
+          <w:tcPr>
+            <w:tcW w:w="521" w:type="dxa"/>
+          </w:tcPr>
+          <w:p>
+            <w:r>
+              <w:t>7</w:t>
+            </w:r>
+          </w:p>
+        </w:tc>
+        <w:tc>
+          <w:tcPr>
+            <w:tcW w:w="1839" w:type="dxa"/>
+          </w:tcPr>
+          <w:p>
+            <w:r>
+              <w:t>Построение маршрута на большое расстояние</w:t>
+            </w:r>
+          </w:p>
+        </w:tc>
+        <w:tc>
+          <w:tcPr>
+            <w:tcW w:w="1774" w:type="dxa"/>
+          </w:tcPr>
+          <w:p>
+            <w:r>
+              <w:t xml:space="preserve">Проверка корректности построения </w:t>
+            </w:r>
+            <w:r>
+              <w:t>маршрута на большое расстояние между двумя точками</w:t>
+            </w:r>
+          </w:p>
+        </w:tc>
+        <w:tc>
+          <w:tcPr>
+            <w:tcW w:w="2362" w:type="dxa"/>
+          </w:tcPr>
+          <w:p>
+            <w:r>
+              <w:t xml:space="preserve">1. Открыть https://yandex.ru/maps; 2. Ввести </w:t>
+            </w:r>
+          </w:p>
+          <w:p>
+            <w:r>
+              <w:t>Невский проспект, 55</w:t>
+            </w:r>
+            <w:r>
+              <w:t xml:space="preserve">, </w:t>
+            </w:r>
+            <w:r>
+              <w:t>Океанский проспект, 140с8</w:t>
+            </w:r>
+          </w:p>
+          <w:p>
+            <w:r>
+              <w:t xml:space="preserve">3. Выбрать вариант на </w:t>
+            </w:r>
+            <w:r>
+              <w:t>машине</w:t>
+            </w:r>
+          </w:p>
+        </w:tc>
+        <w:tc>
+          <w:tcPr>
+            <w:tcW w:w="1497" w:type="dxa"/>
+          </w:tcPr>
+          <w:p>
+            <w:r>
+              <w:t>Маршрут отображается на карте, указано время (~</w:t>
+            </w:r>
+            <w:r>
+              <w:t>6дн</w:t>
+            </w:r>
+            <w:r>
+              <w:t>) и расстояние (~</w:t>
+            </w:r>
+            <w:r>
+              <w:t>1000</w:t>
+            </w:r>
+            <w:r>
+              <w:t>0</w:t>
+            </w:r>
+            <w:r>
+              <w:t xml:space="preserve"> км)</w:t>
+            </w:r>
+          </w:p>
+        </w:tc>
+        <w:tc>
+          <w:tcPr>
+            <w:tcW w:w="1352" w:type="dxa"/>
+          </w:tcPr>
+          <w:p>
+            <w:r>
+              <w:t>Результат корректен</w:t>
+            </w:r>
+          </w:p>
+        </w:tc>
+      </w:tr>
+      <w:tr>
+        <w:tc>
+          <w:tcPr>
+            <w:tcW w:w="521" w:type="dxa"/>
+          </w:tcPr>
+          <w:p>
+            <w:r>
+              <w:t>8</w:t>
+            </w:r>
+          </w:p>
+        </w:tc>
+        <w:tc>
+          <w:tcPr>
+            <w:tcW w:w="1839" w:type="dxa"/>
+          </w:tcPr>
+          <w:p>
+            <w:r>
+              <w:t>Построение маршрута между несколькими точками</w:t>
+            </w:r>
+          </w:p>
+        </w:tc>
+        <w:tc>
+          <w:tcPr>
+            <w:tcW w:w="1774" w:type="dxa"/>
+          </w:tcPr>
+          <w:p>
+            <w:r>
+              <w:t xml:space="preserve">Проверка корректности построения маршрута </w:t>
+            </w:r>
+            <w:r>
+              <w:t>между несколькими точками</w:t>
+            </w:r>
+          </w:p>
+        </w:tc>
+        <w:tc>
+          <w:tcPr>
+            <w:tcW w:w="2362" w:type="dxa"/>
+          </w:tcPr>
+          <w:p>
+            <w:r>
+              <w:t xml:space="preserve">1. Открыть https://yandex.ru/maps; 2. Ввести </w:t>
+            </w:r>
+          </w:p>
+          <w:p>
+            <w:r>
+              <w:t xml:space="preserve">улица </w:t>
+            </w:r>
+            <w:proofErr w:type="spellStart"/>
+            <w:r>
+              <w:t>Фатыха</w:t>
+            </w:r>
+            <w:proofErr w:type="spellEnd"/>
+            <w:r>
+              <w:t xml:space="preserve"> Амирхана, 49</w:t>
+            </w:r>
+            <w:r>
+              <w:t xml:space="preserve">, </w:t>
+            </w:r>
+            <w:r>
+              <w:t>Казанская улица, 34</w:t>
+            </w:r>
+            <w:r>
+              <w:t xml:space="preserve">, </w:t>
+            </w:r>
+            <w:r>
+              <w:t>Каспийская улица, 50</w:t>
+            </w:r>
+            <w:r>
+              <w:t xml:space="preserve">, </w:t>
+            </w:r>
+            <w:r>
+              <w:t>улица Вишневского, 28</w:t>
+            </w:r>
+            <w:r>
+              <w:t>. Выбрать вариант на машине</w:t>
+            </w:r>
+          </w:p>
+        </w:tc>
+        <w:tc>
+          <w:tcPr>
+            <w:tcW w:w="1497" w:type="dxa"/>
+          </w:tcPr>
+          <w:p>
+            <w:r>
+              <w:t>Маршрут отображается на карте, указано время (~</w:t>
+            </w:r>
+            <w:r>
+              <w:t>1ч</w:t>
+            </w:r>
+            <w:r>
+              <w:t>) и расстояние (~</w:t>
+            </w:r>
+            <w:r>
+              <w:t>35</w:t>
+            </w:r>
+            <w:r>
+              <w:t xml:space="preserve"> км)</w:t>
+            </w:r>
+          </w:p>
+        </w:tc>
+        <w:tc>
+          <w:tcPr>
+            <w:tcW w:w="1352" w:type="dxa"/>
+          </w:tcPr>
+          <w:p>
+            <w:r>
+              <w:t>Результат корректен</w:t>
+            </w:r>
+          </w:p>
+        </w:tc>
+      </w:tr>
+      <w:tr>
+        <w:tc>
+          <w:tcPr>
+            <w:tcW w:w="521" w:type="dxa"/>
+          </w:tcPr>
+          <w:p>
+            <w:r>
+              <w:t>9</w:t>
+            </w:r>
+          </w:p>
+        </w:tc>
+        <w:tc>
+          <w:tcPr>
+            <w:tcW w:w="1839" w:type="dxa"/>
           </w:tcPr>
           <w:p>
             <w:r>
@@ -583,7 +1235,7 @@
         </w:tc>
         <w:tc>
           <w:tcPr>
-            <w:tcW w:w="1557" w:type="dxa"/>
+            <w:tcW w:w="1774" w:type="dxa"/>
           </w:tcPr>
           <w:p>
             <w:r>
@@ -593,7 +1245,7 @@
         </w:tc>
         <w:tc>
           <w:tcPr>
-            <w:tcW w:w="1558" w:type="dxa"/>
+            <w:tcW w:w="2362" w:type="dxa"/>
           </w:tcPr>
           <w:p>
             <w:r>
@@ -603,7 +1255,7 @@
         </w:tc>
         <w:tc>
           <w:tcPr>
-            <w:tcW w:w="1558" w:type="dxa"/>
+            <w:tcW w:w="1497" w:type="dxa"/>
           </w:tcPr>
           <w:p>
             <w:r>
@@ -613,156 +1265,168 @@
         </w:tc>
         <w:tc>
           <w:tcPr>
-            <w:tcW w:w="1558" w:type="dxa"/>
-          </w:tcPr>
-          <w:p>
-            <w:pPr>
+            <w:tcW w:w="1352" w:type="dxa"/>
+          </w:tcPr>
+          <w:p>
+            <w:r>
+              <w:t>Система выдает</w:t>
+            </w:r>
+            <w:r>
+              <w:t>:</w:t>
+            </w:r>
+            <w:r>
+              <w:br/>
+              <w:t>Ничего не найдено.</w:t>
+            </w:r>
+          </w:p>
+          <w:p>
+            <w:r>
+              <w:t>Попробуйте изменить запрос или масштаб.</w:t>
+            </w:r>
+          </w:p>
+          <w:p/>
+        </w:tc>
+      </w:tr>
+      <w:tr>
+        <w:tc>
+          <w:tcPr>
+            <w:tcW w:w="521" w:type="dxa"/>
+          </w:tcPr>
+          <w:p>
+            <w:r>
+              <w:t>10</w:t>
+            </w:r>
+          </w:p>
+        </w:tc>
+        <w:tc>
+          <w:tcPr>
+            <w:tcW w:w="1839" w:type="dxa"/>
+          </w:tcPr>
+          <w:p>
+            <w:r>
+              <w:t>Постройка маршрута между полушариями</w:t>
+            </w:r>
+          </w:p>
+        </w:tc>
+        <w:tc>
+          <w:tcPr>
+            <w:tcW w:w="1774" w:type="dxa"/>
+          </w:tcPr>
+          <w:p/>
+        </w:tc>
+        <w:tc>
+          <w:tcPr>
+            <w:tcW w:w="2362" w:type="dxa"/>
+          </w:tcPr>
+          <w:p>
+            <w:r>
+              <w:t xml:space="preserve">1. Открыть https://yandex.ru/maps; 2. Ввести </w:t>
+            </w:r>
+          </w:p>
+          <w:p>
+            <w:r>
+              <w:t>У</w:t>
+            </w:r>
+            <w:r>
+              <w:t>лица</w:t>
+            </w:r>
+            <w:r>
+              <w:t xml:space="preserve"> </w:t>
+            </w:r>
+            <w:r>
+              <w:t>Филлипс, 24</w:t>
+            </w:r>
+            <w:r>
+              <w:t xml:space="preserve">, </w:t>
+            </w:r>
+            <w:r>
+              <w:t>Казанская улица, 34</w:t>
+            </w:r>
+            <w:r>
+              <w:t xml:space="preserve">, </w:t>
+            </w:r>
+            <w:r>
+              <w:t>Каспийская улица, 50</w:t>
+            </w:r>
+            <w:r>
+              <w:t xml:space="preserve">, </w:t>
+            </w:r>
+            <w:r>
+              <w:t>улица Вишневского, 28</w:t>
+            </w:r>
+            <w:r>
+              <w:t>. Выбрать вариант на машине</w:t>
+            </w:r>
+          </w:p>
+        </w:tc>
+        <w:tc>
+          <w:tcPr>
+            <w:tcW w:w="1497" w:type="dxa"/>
+          </w:tcPr>
+          <w:p>
+            <w:r>
+              <w:t xml:space="preserve">Система </w:t>
+            </w:r>
+            <w:r>
+              <w:t>показывает</w:t>
+            </w:r>
+            <w:r>
+              <w:t xml:space="preserve">: </w:t>
+            </w:r>
+            <w:r>
+              <w:br/>
+              <w:t>Не</w:t>
+            </w:r>
+            <w:r>
               <w:rPr>
                 <w:lang w:val="en-US"/>
               </w:rPr>
-            </w:pPr>
+              <w:t> </w:t>
+            </w:r>
+            <w:r>
+              <w:t>удалось проложить автомобильный маршрут</w:t>
+            </w:r>
+          </w:p>
+          <w:p>
+            <w:r>
+              <w:t>Попробуйте выбрать другой транспорт или поменять точки маршрута</w:t>
+            </w:r>
+          </w:p>
+          <w:p/>
+        </w:tc>
+        <w:tc>
+          <w:tcPr>
+            <w:tcW w:w="1352" w:type="dxa"/>
+          </w:tcPr>
+          <w:p>
             <w:r>
               <w:t>Система выдает</w:t>
+            </w:r>
+            <w:r>
+              <w:t xml:space="preserve">: </w:t>
+            </w:r>
+            <w:r>
+              <w:br/>
+            </w:r>
+            <w:r>
+              <w:t>Не</w:t>
             </w:r>
             <w:r>
               <w:rPr>
                 <w:lang w:val="en-US"/>
               </w:rPr>
-              <w:t>:</w:t>
-            </w:r>
-            <w:r>
-              <w:rPr>
-                <w:lang w:val="en-US"/>
-              </w:rPr>
-              <w:br/>
-            </w:r>
-            <w:proofErr w:type="spellStart"/>
-            <w:r>
-              <w:rPr>
-                <w:lang w:val="en-US"/>
-              </w:rPr>
-              <w:t>Ничего</w:t>
-            </w:r>
-            <w:proofErr w:type="spellEnd"/>
-            <w:r>
-              <w:rPr>
-                <w:lang w:val="en-US"/>
-              </w:rPr>
-              <w:t xml:space="preserve"> </w:t>
-            </w:r>
-            <w:proofErr w:type="spellStart"/>
-            <w:r>
-              <w:rPr>
-                <w:lang w:val="en-US"/>
-              </w:rPr>
-              <w:t>не</w:t>
-            </w:r>
-            <w:proofErr w:type="spellEnd"/>
-            <w:r>
-              <w:rPr>
-                <w:lang w:val="en-US"/>
-              </w:rPr>
-              <w:t xml:space="preserve"> </w:t>
-            </w:r>
-            <w:proofErr w:type="spellStart"/>
-            <w:r>
-              <w:rPr>
-                <w:lang w:val="en-US"/>
-              </w:rPr>
-              <w:t>найдено</w:t>
-            </w:r>
-            <w:proofErr w:type="spellEnd"/>
-            <w:r>
-              <w:rPr>
-                <w:lang w:val="en-US"/>
-              </w:rPr>
-              <w:t>.</w:t>
-            </w:r>
-          </w:p>
-          <w:p>
-            <w:pPr>
-              <w:rPr>
-                <w:lang w:val="en-US"/>
-              </w:rPr>
-            </w:pPr>
-            <w:proofErr w:type="spellStart"/>
-            <w:r>
-              <w:rPr>
-                <w:lang w:val="en-US"/>
-              </w:rPr>
-              <w:t>Попробуйте</w:t>
-            </w:r>
-            <w:proofErr w:type="spellEnd"/>
-            <w:r>
-              <w:rPr>
-                <w:lang w:val="en-US"/>
-              </w:rPr>
-              <w:t xml:space="preserve"> </w:t>
-            </w:r>
-            <w:proofErr w:type="spellStart"/>
-            <w:r>
-              <w:rPr>
-                <w:lang w:val="en-US"/>
-              </w:rPr>
-              <w:t>изменить</w:t>
-            </w:r>
-            <w:proofErr w:type="spellEnd"/>
-            <w:r>
-              <w:rPr>
-                <w:lang w:val="en-US"/>
-              </w:rPr>
-              <w:t xml:space="preserve"> </w:t>
-            </w:r>
-            <w:proofErr w:type="spellStart"/>
-            <w:r>
-              <w:rPr>
-                <w:lang w:val="en-US"/>
-              </w:rPr>
-              <w:t>запрос</w:t>
-            </w:r>
-            <w:proofErr w:type="spellEnd"/>
-            <w:r>
-              <w:rPr>
-                <w:lang w:val="en-US"/>
-              </w:rPr>
-              <w:t xml:space="preserve"> </w:t>
-            </w:r>
-            <w:proofErr w:type="spellStart"/>
-            <w:r>
-              <w:rPr>
-                <w:lang w:val="en-US"/>
-              </w:rPr>
-              <w:t>или</w:t>
-            </w:r>
-            <w:proofErr w:type="spellEnd"/>
-            <w:r>
-              <w:rPr>
-                <w:lang w:val="en-US"/>
-              </w:rPr>
-              <w:t xml:space="preserve"> </w:t>
-            </w:r>
-            <w:proofErr w:type="spellStart"/>
-            <w:r>
-              <w:rPr>
-                <w:lang w:val="en-US"/>
-              </w:rPr>
-              <w:t>масштаб</w:t>
-            </w:r>
-            <w:proofErr w:type="spellEnd"/>
-            <w:r>
-              <w:rPr>
-                <w:lang w:val="en-US"/>
-              </w:rPr>
-              <w:t>.</w:t>
-            </w:r>
-          </w:p>
-          <w:p>
-            <w:pPr>
-              <w:rPr>
-                <w:lang w:val="en-US"/>
-              </w:rPr>
-            </w:pPr>
-          </w:p>
+              <w:t> </w:t>
+            </w:r>
+            <w:r>
+              <w:t>удалось проложить автомобильный маршрут</w:t>
+            </w:r>
+          </w:p>
+          <w:p>
+            <w:r>
+              <w:t>Попробуйте выбрать другой транспорт или поменять точки маршрута</w:t>
+            </w:r>
+          </w:p>
+          <w:p/>
         </w:tc>
       </w:tr>
     </w:tbl>
@@ -1175,7 +1839,7 @@
   <w:style w:type="paragraph" w:default="1" w:styleId="Normal">
     <w:name w:val="Normal"/>
     <w:qFormat/>
-    <w:rsid w:val="00D660BD"/>
+    <w:rsid w:val="002D25D0"/>
   </w:style>
   <w:style w:type="paragraph" w:styleId="Heading1">
     <w:name w:val="heading 1"/>
